--- a/lab2/lab_2.docx
+++ b/lab2/lab_2.docx
@@ -709,8 +709,6 @@
         </w:rPr>
         <w:t xml:space="preserve"> уровень DFD диаграммы</w:t>
       </w:r>
-      <w:bookmarkStart w:id="0" w:name="_GoBack"/>
-      <w:bookmarkEnd w:id="0"/>
     </w:p>
     <w:p>
       <w:pPr>
@@ -1024,9 +1022,9 @@
         </w:rPr>
         <w:drawing>
           <wp:inline distT="0" distB="0" distL="114300" distR="114300">
-            <wp:extent cx="4580890" cy="2569210"/>
-            <wp:effectExtent l="0" t="0" r="16510" b="21590"/>
-            <wp:docPr id="10" name="Picture 10" descr="idef0"/>
+            <wp:extent cx="4590415" cy="2578735"/>
+            <wp:effectExtent l="0" t="0" r="6985" b="12065"/>
+            <wp:docPr id="7" name="Picture 7" descr="idef0"/>
             <wp:cNvGraphicFramePr>
               <a:graphicFrameLocks xmlns:a="http://schemas.openxmlformats.org/drawingml/2006/main" noChangeAspect="1"/>
             </wp:cNvGraphicFramePr>
@@ -1034,7 +1032,7 @@
               <a:graphicData uri="http://schemas.openxmlformats.org/drawingml/2006/picture">
                 <pic:pic xmlns:pic="http://schemas.openxmlformats.org/drawingml/2006/picture">
                   <pic:nvPicPr>
-                    <pic:cNvPr id="10" name="Picture 10" descr="idef0"/>
+                    <pic:cNvPr id="7" name="Picture 7" descr="idef0"/>
                     <pic:cNvPicPr>
                       <a:picLocks noChangeAspect="1"/>
                     </pic:cNvPicPr>
@@ -1048,7 +1046,7 @@
                   <pic:spPr>
                     <a:xfrm>
                       <a:off x="0" y="0"/>
-                      <a:ext cx="4580890" cy="2569210"/>
+                      <a:ext cx="4590415" cy="2578735"/>
                     </a:xfrm>
                     <a:prstGeom prst="rect">
                       <a:avLst/>
@@ -1122,6 +1120,8 @@
         </w:rPr>
         <w:t>Контекстная диаграмма</w:t>
       </w:r>
+      <w:bookmarkStart w:id="0" w:name="_GoBack"/>
+      <w:bookmarkEnd w:id="0"/>
     </w:p>
     <w:p>
       <w:pPr>
@@ -1414,19 +1414,19 @@
         <w:textAlignment w:val="auto"/>
         <w:rPr>
           <w:rFonts w:hint="default"/>
-          <w:lang w:val="en-US"/>
+          <w:lang w:val="ru-RU"/>
         </w:rPr>
       </w:pPr>
       <w:r>
         <w:rPr>
           <w:rFonts w:hint="default"/>
-          <w:lang w:val="en-US"/>
+          <w:lang w:val="ru-RU"/>
         </w:rPr>
         <w:drawing>
           <wp:inline distT="0" distB="0" distL="114300" distR="114300">
-            <wp:extent cx="5937885" cy="3912870"/>
-            <wp:effectExtent l="0" t="0" r="5715" b="24130"/>
-            <wp:docPr id="8" name="Picture 8" descr="idef03decompose (1)"/>
+            <wp:extent cx="5937885" cy="3915410"/>
+            <wp:effectExtent l="0" t="0" r="5715" b="21590"/>
+            <wp:docPr id="6" name="Picture 6" descr="idef03"/>
             <wp:cNvGraphicFramePr>
               <a:graphicFrameLocks xmlns:a="http://schemas.openxmlformats.org/drawingml/2006/main" noChangeAspect="1"/>
             </wp:cNvGraphicFramePr>
@@ -1434,7 +1434,7 @@
               <a:graphicData uri="http://schemas.openxmlformats.org/drawingml/2006/picture">
                 <pic:pic xmlns:pic="http://schemas.openxmlformats.org/drawingml/2006/picture">
                   <pic:nvPicPr>
-                    <pic:cNvPr id="8" name="Picture 8" descr="idef03decompose (1)"/>
+                    <pic:cNvPr id="6" name="Picture 6" descr="idef03"/>
                     <pic:cNvPicPr>
                       <a:picLocks noChangeAspect="1"/>
                     </pic:cNvPicPr>
@@ -1448,7 +1448,7 @@
                   <pic:spPr>
                     <a:xfrm>
                       <a:off x="0" y="0"/>
-                      <a:ext cx="5937885" cy="3912870"/>
+                      <a:ext cx="5937885" cy="3915410"/>
                     </a:xfrm>
                     <a:prstGeom prst="rect">
                       <a:avLst/>
